--- a/tests/test-math-comprehensive.docx
+++ b/tests/test-math-comprehensive.docx
@@ -330,43 +330,6 @@
 
 <file path=word/comments.xml><?xml version="1.0" encoding="utf-8"?>
 <w:comments xmlns:cx="http://schemas.microsoft.com/office/drawing/2014/chartex" xmlns:cx1="http://schemas.microsoft.com/office/drawing/2015/9/8/chartex" xmlns:cx2="http://schemas.microsoft.com/office/drawing/2015/10/21/chartex" xmlns:cx3="http://schemas.microsoft.com/office/drawing/2016/5/9/chartex" xmlns:cx4="http://schemas.microsoft.com/office/drawing/2016/5/10/chartex" xmlns:cx5="http://schemas.microsoft.com/office/drawing/2016/5/11/chartex" xmlns:cx6="http://schemas.microsoft.com/office/drawing/2016/5/12/chartex" xmlns:cx7="http://schemas.microsoft.com/office/drawing/2016/5/13/chartex" xmlns:cx8="http://schemas.microsoft.com/office/drawing/2016/5/14/chartex" xmlns:mc="http://schemas.openxmlformats.org/markup-compatibility/2006" xmlns:aink="http://schemas.microsoft.com/office/drawing/2016/ink" xmlns:am3d="http://schemas.microsoft.com/office/drawing/2017/model3d" xmlns:o="urn:schemas-microsoft-com:office:office" xmlns:r="http://schemas.openxmlformats.org/officeDocument/2006/relationships" xmlns:m="http://schemas.openxmlformats.org/officeDocument/2006/math" xmlns:v="urn:schemas-microsoft-com:vml" xmlns:wp14="http://schemas.microsoft.com/office/word/2010/wordprocessingDrawing" xmlns:wp="http://schemas.openxmlformats.org/drawingml/2006/wordprocessingDrawing" xmlns:w10="urn:schemas-microsoft-com:office:word" xmlns:w="http://schemas.openxmlformats.org/wordprocessingml/2006/main" xmlns:w14="http://schemas.microsoft.com/office/word/2010/wordml" xmlns:w15="http://schemas.microsoft.com/office/word/2012/wordml" xmlns:w16cex="http://schemas.microsoft.com/office/word/2018/wordml/cex" xmlns:w16cid="http://schemas.microsoft.com/office/word/2016/wordml/cid" xmlns:w16="http://schemas.microsoft.com/office/word/2018/wordml" xmlns:w16sdtdh="http://schemas.microsoft.com/office/word/2020/wordml/sdtdatahash" xmlns:w16se="http://schemas.microsoft.com/office/word/2015/wordml/symex" xmlns:wpg="http://schemas.microsoft.com/office/word/2010/wordprocessingGroup" xmlns:wpi="http://schemas.microsoft.com/office/word/2010/wordprocessingInk" xmlns:wne="http://schemas.microsoft.com/office/word/2006/wordml" xmlns:wps="http://schemas.microsoft.com/office/word/2010/wordprocessingShape"/>
-</file>
-
-<file path=word/endnotes.xml><?xml version="1.0" encoding="utf-8"?>
-<w:endnotes xmlns:wpc="http://schemas.microsoft.com/office/word/2010/wordprocessingCanvas" xmlns:mc="http://schemas.openxmlformats.org/markup-compatibility/2006" xmlns:o="urn:schemas-microsoft-com:office:office" xmlns:r="http://schemas.openxmlformats.org/officeDocument/2006/relationships" xmlns:m="http://schemas.openxmlformats.org/officeDocument/2006/math" xmlns:v="urn:schemas-microsoft-com:vml" xmlns:wp14="http://schemas.microsoft.com/office/word/2010/wordprocessingDrawing" xmlns:wp="http://schemas.openxmlformats.org/drawingml/2006/wordprocessingDrawing" xmlns:w10="urn:schemas-microsoft-com:office:word" xmlns:w="http://schemas.openxmlformats.org/wordprocessingml/2006/main" xmlns:w14="http://schemas.microsoft.com/office/word/2010/wordml" xmlns:w15="http://schemas.microsoft.com/office/word/2012/wordml" xmlns:wpg="http://schemas.microsoft.com/office/word/2010/wordprocessingGroup" xmlns:wpi="http://schemas.microsoft.com/office/word/2010/wordprocessingInk" xmlns:wne="http://schemas.microsoft.com/office/word/2006/wordml" xmlns:wps="http://schemas.microsoft.com/office/word/2010/wordprocessingShape" mc:Ignorable="w14 w15 wp14">
-  <w:endnote w:type="separator" w:id="-1">
-    <w:p>
-      <w:pPr>
-        <w:spacing w:after="0" w:line="240" w:lineRule="auto"/>
-      </w:pPr>
-      <w:r>
-        <w:rPr>
-          <w:rStyle w:val="EndnoteReference"/>
-        </w:rPr>
-        <w:endnoteRef/>
-      </w:r>
-      <w:r>
-        <w:separator/>
-      </w:r>
-    </w:p>
-  </w:endnote>
-  <w:endnote w:type="continuationSeparator" w:id="0">
-    <w:p>
-      <w:pPr>
-        <w:spacing w:after="0" w:line="240" w:lineRule="auto"/>
-      </w:pPr>
-      <w:r>
-        <w:rPr>
-          <w:rStyle w:val="EndnoteReference"/>
-        </w:rPr>
-        <w:endnoteRef/>
-      </w:r>
-      <w:r>
-        <w:continuationSeparator/>
-      </w:r>
-    </w:p>
-  </w:endnote>
-</w:endnotes>
 </file>
 
 <file path=word/footnotes.xml><?xml version="1.0" encoding="utf-8"?>
@@ -614,7 +577,7 @@
     </w:rPrDefault>
     <w:pPrDefault>
       <w:pPr>
-        <w:spacing w:lineRule="auto"/>
+        <w:spacing w:line="240" w:lineRule="auto"/>
       </w:pPr>
     </w:pPrDefault>
   </w:docDefaults>
@@ -635,7 +598,7 @@
     <w:qFormat/>
     <w:pPr>
       <w:keepNext/>
-      <w:spacing w:after="240" w:before="480"/>
+      <w:spacing w:before="480" w:after="240"/>
       <w:outlineLvl w:val="0"/>
     </w:pPr>
     <w:rPr>
@@ -653,7 +616,7 @@
     <w:qFormat/>
     <w:pPr>
       <w:keepNext/>
-      <w:spacing w:after="200" w:before="400"/>
+      <w:spacing w:before="400" w:after="200"/>
       <w:outlineLvl w:val="1"/>
     </w:pPr>
     <w:rPr>
@@ -671,7 +634,7 @@
     <w:qFormat/>
     <w:pPr>
       <w:keepNext/>
-      <w:spacing w:after="160" w:before="320"/>
+      <w:spacing w:before="320" w:after="160"/>
       <w:outlineLvl w:val="2"/>
     </w:pPr>
     <w:rPr>
@@ -689,7 +652,7 @@
     <w:qFormat/>
     <w:pPr>
       <w:keepNext/>
-      <w:spacing w:after="140" w:before="280"/>
+      <w:spacing w:before="280" w:after="140"/>
       <w:outlineLvl w:val="3"/>
     </w:pPr>
     <w:rPr>
@@ -707,7 +670,7 @@
     <w:qFormat/>
     <w:pPr>
       <w:keepNext/>
-      <w:spacing w:after="120" w:before="240"/>
+      <w:spacing w:before="240" w:after="120"/>
       <w:outlineLvl w:val="4"/>
     </w:pPr>
     <w:rPr>
@@ -727,7 +690,7 @@
     <w:qFormat/>
     <w:pPr>
       <w:keepNext/>
-      <w:spacing w:after="120" w:before="240"/>
+      <w:spacing w:before="240" w:after="120"/>
       <w:outlineLvl w:val="5"/>
     </w:pPr>
     <w:rPr>
@@ -802,50 +765,13 @@
       <w:szCs w:val="20"/>
     </w:rPr>
   </w:style>
-  <w:style w:type="character" w:styleId="EndnoteReference">
-    <w:name w:val="endnote reference"/>
-    <w:basedOn w:val="DefaultParagraphFont"/>
-    <w:uiPriority w:val="99"/>
-    <w:semiHidden/>
-    <w:unhideWhenUsed/>
-    <w:rPr>
-      <w:vertAlign w:val="superscript"/>
-    </w:rPr>
-  </w:style>
-  <w:style w:type="paragraph" w:styleId="EndnoteText">
-    <w:name w:val="endnote text"/>
-    <w:basedOn w:val="Normal"/>
-    <w:link w:val="EndnoteTextChar"/>
-    <w:uiPriority w:val="99"/>
-    <w:semiHidden/>
-    <w:unhideWhenUsed/>
-    <w:pPr>
-      <w:spacing w:after="0" w:line="240" w:lineRule="auto"/>
-    </w:pPr>
-    <w:rPr>
-      <w:sz w:val="20"/>
-      <w:szCs w:val="20"/>
-    </w:rPr>
-  </w:style>
-  <w:style w:type="character" w:styleId="EndnoteTextChar">
-    <w:name w:val="Endnote Text Char"/>
-    <w:basedOn w:val="DefaultParagraphFont"/>
-    <w:link w:val="EndnoteText"/>
-    <w:uiPriority w:val="99"/>
-    <w:semiHidden/>
-    <w:unhideWhenUsed/>
-    <w:rPr>
-      <w:sz w:val="20"/>
-      <w:szCs w:val="20"/>
-    </w:rPr>
-  </w:style>
   <w:style w:type="paragraph" w:styleId="MdSpace">
     <w:name w:val="MdSpace"/>
     <w:basedOn w:val="Normal"/>
     <w:next w:val="Normal"/>
     <w:qFormat/>
     <w:pPr>
-      <w:spacing w:after="0" w:before="0"/>
+      <w:spacing w:before="0" w:after="0"/>
     </w:pPr>
     <w:rPr>
       <w:sz w:val="12"/>
@@ -865,7 +791,7 @@
         <w:right w:val="single" w:color="A5A5A5" w:sz="1" w:space="8"/>
       </w:pBdr>
       <w:shd w:fill="f6f6f7"/>
-      <w:spacing w:after="200" w:before="200"/>
+      <w:spacing w:before="200" w:after="200"/>
     </w:pPr>
     <w:rPr>
       <w:rFonts w:ascii="Courier New" w:cs="Courier New" w:eastAsia="Courier New" w:hAnsi="Courier New"/>
@@ -883,7 +809,7 @@
       <w:pBdr>
         <w:bottom w:val="single" w:color="D9D9D9" w:sz="1" w:space="1"/>
       </w:pBdr>
-      <w:spacing w:after="240" w:before="240"/>
+      <w:spacing w:before="240" w:after="240"/>
     </w:pPr>
   </w:style>
   <w:style w:type="paragraph" w:styleId="MdBlockquote">
@@ -896,7 +822,7 @@
         <w:left w:val="single" w:color="666666" w:sz="20" w:space="12"/>
       </w:pBdr>
       <w:shd w:fill="F9F9F9"/>
-      <w:spacing w:after="200" w:before="200"/>
+      <w:spacing w:before="200" w:after="200"/>
       <w:ind w:left="360"/>
     </w:pPr>
     <w:rPr>
@@ -930,7 +856,7 @@
     <w:next w:val="Normal"/>
     <w:qFormat/>
     <w:pPr>
-      <w:spacing w:after="120" w:before="120"/>
+      <w:spacing w:before="120" w:after="120"/>
     </w:pPr>
   </w:style>
   <w:style w:type="paragraph" w:styleId="MdText">
@@ -954,7 +880,7 @@
     <w:next w:val="Normal"/>
     <w:qFormat/>
     <w:pPr>
-      <w:spacing w:after="60" w:before="60"/>
+      <w:spacing w:before="60" w:after="60"/>
       <w:ind w:left="720" w:hanging="360"/>
     </w:pPr>
   </w:style>
@@ -964,7 +890,7 @@
     <w:next w:val="Normal"/>
     <w:qFormat/>
     <w:pPr>
-      <w:spacing w:after="60" w:before="60"/>
+      <w:spacing w:before="60" w:after="60"/>
     </w:pPr>
   </w:style>
   <w:style w:type="paragraph" w:styleId="MdTableHeader">
@@ -990,7 +916,7 @@
     <w:qFormat/>
     <w:pPr>
       <w:keepNext/>
-      <w:spacing w:after="240" w:before="480"/>
+      <w:spacing w:before="480" w:after="240"/>
       <w:outlineLvl w:val="0"/>
     </w:pPr>
     <w:rPr>
@@ -1008,7 +934,7 @@
     <w:qFormat/>
     <w:pPr>
       <w:keepNext/>
-      <w:spacing w:after="200" w:before="400"/>
+      <w:spacing w:before="400" w:after="200"/>
       <w:outlineLvl w:val="1"/>
     </w:pPr>
     <w:rPr>
@@ -1026,7 +952,7 @@
     <w:qFormat/>
     <w:pPr>
       <w:keepNext/>
-      <w:spacing w:after="160" w:before="320"/>
+      <w:spacing w:before="320" w:after="160"/>
       <w:outlineLvl w:val="2"/>
     </w:pPr>
     <w:rPr>
@@ -1044,7 +970,7 @@
     <w:qFormat/>
     <w:pPr>
       <w:keepNext/>
-      <w:spacing w:after="140" w:before="280"/>
+      <w:spacing w:before="280" w:after="140"/>
       <w:outlineLvl w:val="3"/>
     </w:pPr>
     <w:rPr>
@@ -1062,7 +988,7 @@
     <w:qFormat/>
     <w:pPr>
       <w:keepNext/>
-      <w:spacing w:after="120" w:before="240"/>
+      <w:spacing w:before="240" w:after="120"/>
       <w:outlineLvl w:val="4"/>
     </w:pPr>
     <w:rPr>
@@ -1082,7 +1008,7 @@
     <w:qFormat/>
     <w:pPr>
       <w:keepNext/>
-      <w:spacing w:after="120" w:before="240"/>
+      <w:spacing w:before="240" w:after="120"/>
       <w:outlineLvl w:val="5"/>
     </w:pPr>
     <w:rPr>

--- a/tests/test-math-comprehensive.docx
+++ b/tests/test-math-comprehensive.docx
@@ -773,10 +773,6 @@
     <w:pPr>
       <w:spacing w:before="0" w:after="0"/>
     </w:pPr>
-    <w:rPr>
-      <w:sz w:val="12"/>
-      <w:szCs w:val="12"/>
-    </w:rPr>
   </w:style>
   <w:style w:type="paragraph" w:styleId="MdCode">
     <w:name w:val="MdCode"/>
